--- a/MODULO 4/MODULO 4.docx
+++ b/MODULO 4/MODULO 4.docx
@@ -304,6 +304,7 @@
         <w:rPr>
           <w:rFonts w:ascii="Arial" w:eastAsia="Times New Roman" w:hAnsi="Arial" w:cs="Arial"/>
           <w:bCs/>
+          <w:noProof/>
           <w:kern w:val="36"/>
           <w:sz w:val="28"/>
           <w:szCs w:val="28"/>
@@ -1034,6 +1035,46 @@
         <w:rPr>
           <w:rFonts w:ascii="Arial" w:hAnsi="Arial" w:cs="Arial"/>
           <w:b w:val="0"/>
+          <w:bCs w:val="0"/>
+          <w:sz w:val="28"/>
+          <w:szCs w:val="28"/>
+        </w:rPr>
+      </w:pPr>
+      <w:r>
+        <w:rPr>
+          <w:rFonts w:ascii="Arial" w:hAnsi="Arial" w:cs="Arial"/>
+          <w:b w:val="0"/>
+          <w:bCs w:val="0"/>
+          <w:sz w:val="28"/>
+          <w:szCs w:val="28"/>
+        </w:rPr>
+        <w:t>Posso alterar o tamanho e configurar do IFRAME com CSS.</w:t>
+      </w:r>
+    </w:p>
+    <w:p>
+      <w:pPr>
+        <w:pStyle w:val="Ttulo1"/>
+        <w:shd w:val="clear" w:color="auto" w:fill="FFFFFF"/>
+        <w:spacing w:before="0" w:beforeAutospacing="0" w:after="120" w:afterAutospacing="0"/>
+        <w:textAlignment w:val="baseline"/>
+        <w:rPr>
+          <w:rFonts w:ascii="Arial" w:hAnsi="Arial" w:cs="Arial"/>
+          <w:b w:val="0"/>
+          <w:bCs w:val="0"/>
+          <w:sz w:val="28"/>
+          <w:szCs w:val="28"/>
+        </w:rPr>
+      </w:pPr>
+    </w:p>
+    <w:p>
+      <w:pPr>
+        <w:pStyle w:val="Ttulo1"/>
+        <w:shd w:val="clear" w:color="auto" w:fill="FFFFFF"/>
+        <w:spacing w:before="0" w:beforeAutospacing="0" w:after="120" w:afterAutospacing="0"/>
+        <w:jc w:val="center"/>
+        <w:textAlignment w:val="baseline"/>
+        <w:rPr>
+          <w:rFonts w:ascii="Arial" w:hAnsi="Arial" w:cs="Arial"/>
           <w:sz w:val="36"/>
           <w:szCs w:val="36"/>
         </w:rPr>
@@ -1041,15 +1082,123 @@
       <w:r>
         <w:rPr>
           <w:rFonts w:ascii="Arial" w:hAnsi="Arial" w:cs="Arial"/>
-          <w:b w:val="0"/>
-          <w:bCs w:val="0"/>
-          <w:sz w:val="28"/>
-          <w:szCs w:val="28"/>
-        </w:rPr>
-        <w:t>Posso alterar o tamanho e configurar do IFRAME com CSS.</w:t>
+          <w:sz w:val="36"/>
+          <w:szCs w:val="36"/>
+        </w:rPr>
+        <w:t xml:space="preserve">Capítulo 22 Aula 3 – Conteúdo local no </w:t>
+      </w:r>
+      <w:proofErr w:type="spellStart"/>
+      <w:r>
+        <w:rPr>
+          <w:rFonts w:ascii="Arial" w:hAnsi="Arial" w:cs="Arial"/>
+          <w:sz w:val="36"/>
+          <w:szCs w:val="36"/>
+        </w:rPr>
+        <w:t>iframe</w:t>
+      </w:r>
+      <w:proofErr w:type="spellEnd"/>
+    </w:p>
+    <w:p>
+      <w:pPr>
+        <w:pStyle w:val="Ttulo1"/>
+        <w:shd w:val="clear" w:color="auto" w:fill="FFFFFF"/>
+        <w:spacing w:before="0" w:beforeAutospacing="0" w:after="120" w:afterAutospacing="0"/>
+        <w:jc w:val="center"/>
+        <w:textAlignment w:val="baseline"/>
+        <w:rPr>
+          <w:rFonts w:ascii="Arial" w:hAnsi="Arial" w:cs="Arial"/>
+          <w:sz w:val="36"/>
+          <w:szCs w:val="36"/>
+        </w:rPr>
+      </w:pPr>
+    </w:p>
+    <w:p>
+      <w:pPr>
+        <w:pStyle w:val="Ttulo1"/>
+        <w:shd w:val="clear" w:color="auto" w:fill="FFFFFF"/>
+        <w:spacing w:before="0" w:beforeAutospacing="0" w:after="120" w:afterAutospacing="0"/>
+        <w:textAlignment w:val="baseline"/>
+        <w:rPr>
+          <w:rFonts w:ascii="Arial" w:hAnsi="Arial" w:cs="Arial"/>
+          <w:b w:val="0"/>
+          <w:sz w:val="28"/>
+          <w:szCs w:val="28"/>
+        </w:rPr>
+      </w:pPr>
+      <w:r>
+        <w:rPr>
+          <w:rFonts w:ascii="Arial" w:hAnsi="Arial" w:cs="Arial"/>
+          <w:b w:val="0"/>
+          <w:sz w:val="28"/>
+          <w:szCs w:val="28"/>
+        </w:rPr>
+        <w:t xml:space="preserve">Colocando dentro do </w:t>
+      </w:r>
+      <w:proofErr w:type="spellStart"/>
+      <w:r>
+        <w:rPr>
+          <w:rFonts w:ascii="Arial" w:hAnsi="Arial" w:cs="Arial"/>
+          <w:b w:val="0"/>
+          <w:sz w:val="28"/>
+          <w:szCs w:val="28"/>
+        </w:rPr>
+        <w:t>iframe</w:t>
+      </w:r>
+      <w:proofErr w:type="spellEnd"/>
+      <w:r>
+        <w:rPr>
+          <w:rFonts w:ascii="Arial" w:hAnsi="Arial" w:cs="Arial"/>
+          <w:b w:val="0"/>
+          <w:sz w:val="28"/>
+          <w:szCs w:val="28"/>
+        </w:rPr>
+        <w:t xml:space="preserve"> um site nosso mesmo, o navegador não vai barrar o </w:t>
+      </w:r>
+      <w:proofErr w:type="spellStart"/>
+      <w:r>
+        <w:rPr>
+          <w:rFonts w:ascii="Arial" w:hAnsi="Arial" w:cs="Arial"/>
+          <w:b w:val="0"/>
+          <w:sz w:val="28"/>
+          <w:szCs w:val="28"/>
+        </w:rPr>
+        <w:t>ifra</w:t>
       </w:r>
       <w:bookmarkStart w:id="0" w:name="_GoBack"/>
       <w:bookmarkEnd w:id="0"/>
+      <w:r>
+        <w:rPr>
+          <w:rFonts w:ascii="Arial" w:hAnsi="Arial" w:cs="Arial"/>
+          <w:b w:val="0"/>
+          <w:sz w:val="28"/>
+          <w:szCs w:val="28"/>
+        </w:rPr>
+        <w:t>me</w:t>
+      </w:r>
+      <w:proofErr w:type="spellEnd"/>
+      <w:r>
+        <w:rPr>
+          <w:rFonts w:ascii="Arial" w:hAnsi="Arial" w:cs="Arial"/>
+          <w:b w:val="0"/>
+          <w:sz w:val="28"/>
+          <w:szCs w:val="28"/>
+        </w:rPr>
+        <w:t>.</w:t>
+      </w:r>
+    </w:p>
+    <w:p>
+      <w:pPr>
+        <w:pStyle w:val="Ttulo1"/>
+        <w:shd w:val="clear" w:color="auto" w:fill="FFFFFF"/>
+        <w:spacing w:before="0" w:beforeAutospacing="0" w:after="120" w:afterAutospacing="0"/>
+        <w:textAlignment w:val="baseline"/>
+        <w:rPr>
+          <w:rFonts w:ascii="Arial" w:hAnsi="Arial" w:cs="Arial"/>
+          <w:b w:val="0"/>
+          <w:sz w:val="36"/>
+          <w:szCs w:val="36"/>
+        </w:rPr>
+      </w:pPr>
     </w:p>
     <w:p>
       <w:pPr>

--- a/MODULO 4/MODULO 4.docx
+++ b/MODULO 4/MODULO 4.docx
@@ -326,7 +326,7 @@
                     <pic:cNvPicPr/>
                   </pic:nvPicPr>
                   <pic:blipFill>
-                    <a:blip r:embed="rId4"/>
+                    <a:blip r:embed="rId5"/>
                     <a:stretch>
                       <a:fillRect/>
                     </a:stretch>
@@ -1162,28 +1162,1551 @@
           <w:sz w:val="28"/>
           <w:szCs w:val="28"/>
         </w:rPr>
-        <w:t>ifra</w:t>
-      </w:r>
+        <w:t>iframe</w:t>
+      </w:r>
+      <w:proofErr w:type="spellEnd"/>
+      <w:r>
+        <w:rPr>
+          <w:rFonts w:ascii="Arial" w:hAnsi="Arial" w:cs="Arial"/>
+          <w:b w:val="0"/>
+          <w:sz w:val="28"/>
+          <w:szCs w:val="28"/>
+        </w:rPr>
+        <w:t>.</w:t>
+      </w:r>
+    </w:p>
+    <w:p>
+      <w:pPr>
+        <w:pStyle w:val="Ttulo1"/>
+        <w:shd w:val="clear" w:color="auto" w:fill="FFFFFF"/>
+        <w:spacing w:before="0" w:beforeAutospacing="0" w:after="120" w:afterAutospacing="0"/>
+        <w:textAlignment w:val="baseline"/>
+        <w:rPr>
+          <w:rFonts w:ascii="Arial" w:hAnsi="Arial" w:cs="Arial"/>
+          <w:b w:val="0"/>
+          <w:sz w:val="28"/>
+          <w:szCs w:val="28"/>
+        </w:rPr>
+      </w:pPr>
+    </w:p>
+    <w:p>
+      <w:pPr>
+        <w:pStyle w:val="Ttulo1"/>
+        <w:shd w:val="clear" w:color="auto" w:fill="FFFFFF"/>
+        <w:spacing w:before="0" w:beforeAutospacing="0" w:after="120" w:afterAutospacing="0"/>
+        <w:jc w:val="center"/>
+        <w:textAlignment w:val="baseline"/>
+        <w:rPr>
+          <w:rFonts w:ascii="Arial" w:hAnsi="Arial" w:cs="Arial"/>
+          <w:sz w:val="36"/>
+          <w:szCs w:val="36"/>
+        </w:rPr>
+      </w:pPr>
+      <w:r>
+        <w:rPr>
+          <w:rFonts w:ascii="Arial" w:hAnsi="Arial" w:cs="Arial"/>
+          <w:sz w:val="36"/>
+          <w:szCs w:val="36"/>
+        </w:rPr>
+        <w:t xml:space="preserve">Capítulo 22 Aula 4 – Navegação no </w:t>
+      </w:r>
+      <w:proofErr w:type="spellStart"/>
+      <w:r>
+        <w:rPr>
+          <w:rFonts w:ascii="Arial" w:hAnsi="Arial" w:cs="Arial"/>
+          <w:sz w:val="36"/>
+          <w:szCs w:val="36"/>
+        </w:rPr>
+        <w:t>iframe</w:t>
+      </w:r>
+      <w:proofErr w:type="spellEnd"/>
+    </w:p>
+    <w:p>
+      <w:pPr>
+        <w:pStyle w:val="Ttulo1"/>
+        <w:shd w:val="clear" w:color="auto" w:fill="FFFFFF"/>
+        <w:spacing w:before="0" w:beforeAutospacing="0" w:after="120" w:afterAutospacing="0"/>
+        <w:textAlignment w:val="baseline"/>
+        <w:rPr>
+          <w:rFonts w:ascii="Arial" w:hAnsi="Arial" w:cs="Arial"/>
+          <w:sz w:val="36"/>
+          <w:szCs w:val="36"/>
+        </w:rPr>
+      </w:pPr>
+    </w:p>
+    <w:p>
+      <w:pPr>
+        <w:pStyle w:val="Ttulo1"/>
+        <w:shd w:val="clear" w:color="auto" w:fill="FFFFFF"/>
+        <w:spacing w:before="0" w:beforeAutospacing="0" w:after="120" w:afterAutospacing="0"/>
+        <w:textAlignment w:val="baseline"/>
+        <w:rPr>
+          <w:rFonts w:ascii="Arial" w:hAnsi="Arial" w:cs="Arial"/>
+          <w:b w:val="0"/>
+          <w:sz w:val="28"/>
+          <w:szCs w:val="28"/>
+        </w:rPr>
+      </w:pPr>
+      <w:r>
+        <w:rPr>
+          <w:rFonts w:ascii="Arial" w:hAnsi="Arial" w:cs="Arial"/>
+          <w:b w:val="0"/>
+          <w:sz w:val="28"/>
+          <w:szCs w:val="28"/>
+        </w:rPr>
+        <w:t xml:space="preserve">Criar um </w:t>
+      </w:r>
+      <w:proofErr w:type="spellStart"/>
+      <w:r>
+        <w:rPr>
+          <w:rFonts w:ascii="Arial" w:hAnsi="Arial" w:cs="Arial"/>
+          <w:b w:val="0"/>
+          <w:sz w:val="28"/>
+          <w:szCs w:val="28"/>
+        </w:rPr>
+        <w:t>linck</w:t>
+      </w:r>
+      <w:proofErr w:type="spellEnd"/>
+      <w:r>
+        <w:rPr>
+          <w:rFonts w:ascii="Arial" w:hAnsi="Arial" w:cs="Arial"/>
+          <w:b w:val="0"/>
+          <w:sz w:val="28"/>
+          <w:szCs w:val="28"/>
+        </w:rPr>
+        <w:t xml:space="preserve"> q</w:t>
+      </w:r>
+      <w:r>
+        <w:rPr>
+          <w:rFonts w:ascii="Arial" w:hAnsi="Arial" w:cs="Arial"/>
+          <w:b w:val="0"/>
+          <w:sz w:val="28"/>
+          <w:szCs w:val="28"/>
+        </w:rPr>
+        <w:t xml:space="preserve">ue abre outras </w:t>
+      </w:r>
+      <w:proofErr w:type="spellStart"/>
+      <w:r>
+        <w:rPr>
+          <w:rFonts w:ascii="Arial" w:hAnsi="Arial" w:cs="Arial"/>
+          <w:b w:val="0"/>
+          <w:sz w:val="28"/>
+          <w:szCs w:val="28"/>
+        </w:rPr>
+        <w:t>paginas</w:t>
+      </w:r>
+      <w:proofErr w:type="spellEnd"/>
+      <w:r>
+        <w:rPr>
+          <w:rFonts w:ascii="Arial" w:hAnsi="Arial" w:cs="Arial"/>
+          <w:b w:val="0"/>
+          <w:sz w:val="28"/>
+          <w:szCs w:val="28"/>
+        </w:rPr>
+        <w:t xml:space="preserve"> crida pela gente dentro do </w:t>
+      </w:r>
+      <w:proofErr w:type="spellStart"/>
+      <w:r>
+        <w:rPr>
+          <w:rFonts w:ascii="Arial" w:hAnsi="Arial" w:cs="Arial"/>
+          <w:b w:val="0"/>
+          <w:sz w:val="28"/>
+          <w:szCs w:val="28"/>
+        </w:rPr>
+        <w:t>iframe</w:t>
+      </w:r>
+      <w:proofErr w:type="spellEnd"/>
+      <w:r>
+        <w:rPr>
+          <w:rFonts w:ascii="Arial" w:hAnsi="Arial" w:cs="Arial"/>
+          <w:b w:val="0"/>
+          <w:sz w:val="28"/>
+          <w:szCs w:val="28"/>
+        </w:rPr>
+        <w:t>:</w:t>
+      </w:r>
+    </w:p>
+    <w:p>
+      <w:pPr>
+        <w:shd w:val="clear" w:color="auto" w:fill="1E1E1E"/>
+        <w:spacing w:line="285" w:lineRule="atLeast"/>
+        <w:rPr>
+          <w:rFonts w:ascii="Consolas" w:eastAsia="Times New Roman" w:hAnsi="Consolas" w:cs="Times New Roman"/>
+          <w:color w:val="D4D4D4"/>
+          <w:sz w:val="21"/>
+          <w:szCs w:val="21"/>
+          <w:lang w:eastAsia="pt-BR"/>
+        </w:rPr>
+      </w:pPr>
+      <w:r>
+        <w:rPr>
+          <w:rFonts w:ascii="Arial" w:hAnsi="Arial" w:cs="Arial"/>
+          <w:b/>
+          <w:noProof/>
+          <w:sz w:val="28"/>
+          <w:szCs w:val="28"/>
+          <w:lang w:eastAsia="pt-BR"/>
+        </w:rPr>
+        <mc:AlternateContent>
+          <mc:Choice Requires="wps">
+            <w:drawing>
+              <wp:anchor distT="0" distB="0" distL="114300" distR="114300" simplePos="0" relativeHeight="251660288" behindDoc="0" locked="0" layoutInCell="1" allowOverlap="1">
+                <wp:simplePos x="0" y="0"/>
+                <wp:positionH relativeFrom="column">
+                  <wp:posOffset>2059305</wp:posOffset>
+                </wp:positionH>
+                <wp:positionV relativeFrom="paragraph">
+                  <wp:posOffset>211454</wp:posOffset>
+                </wp:positionV>
+                <wp:extent cx="1552575" cy="1123950"/>
+                <wp:effectExtent l="19050" t="38100" r="47625" b="19050"/>
+                <wp:wrapNone/>
+                <wp:docPr id="2" name="Conector de Seta Reta 2"/>
+                <wp:cNvGraphicFramePr/>
+                <a:graphic xmlns:a="http://schemas.openxmlformats.org/drawingml/2006/main">
+                  <a:graphicData uri="http://schemas.microsoft.com/office/word/2010/wordprocessingShape">
+                    <wps:wsp>
+                      <wps:cNvCnPr/>
+                      <wps:spPr>
+                        <a:xfrm flipV="1">
+                          <a:off x="0" y="0"/>
+                          <a:ext cx="1552575" cy="1123950"/>
+                        </a:xfrm>
+                        <a:prstGeom prst="straightConnector1">
+                          <a:avLst/>
+                        </a:prstGeom>
+                        <a:ln w="28575">
+                          <a:tailEnd type="triangle"/>
+                        </a:ln>
+                      </wps:spPr>
+                      <wps:style>
+                        <a:lnRef idx="1">
+                          <a:schemeClr val="accent1"/>
+                        </a:lnRef>
+                        <a:fillRef idx="0">
+                          <a:schemeClr val="accent1"/>
+                        </a:fillRef>
+                        <a:effectRef idx="0">
+                          <a:schemeClr val="accent1"/>
+                        </a:effectRef>
+                        <a:fontRef idx="minor">
+                          <a:schemeClr val="tx1"/>
+                        </a:fontRef>
+                      </wps:style>
+                      <wps:bodyPr/>
+                    </wps:wsp>
+                  </a:graphicData>
+                </a:graphic>
+                <wp14:sizeRelH relativeFrom="margin">
+                  <wp14:pctWidth>0</wp14:pctWidth>
+                </wp14:sizeRelH>
+                <wp14:sizeRelV relativeFrom="margin">
+                  <wp14:pctHeight>0</wp14:pctHeight>
+                </wp14:sizeRelV>
+              </wp:anchor>
+            </w:drawing>
+          </mc:Choice>
+          <mc:Fallback>
+            <w:pict>
+              <v:shapetype w14:anchorId="196E6606" id="_x0000_t32" coordsize="21600,21600" o:spt="32" o:oned="t" path="m,l21600,21600e" filled="f">
+                <v:path arrowok="t" fillok="f" o:connecttype="none"/>
+                <o:lock v:ext="edit" shapetype="t"/>
+              </v:shapetype>
+              <v:shape id="Conector de Seta Reta 2" o:spid="_x0000_s1026" type="#_x0000_t32" style="position:absolute;margin-left:162.15pt;margin-top:16.65pt;width:122.25pt;height:88.5pt;flip:y;z-index:251660288;visibility:visible;mso-wrap-style:square;mso-width-percent:0;mso-height-percent:0;mso-wrap-distance-left:9pt;mso-wrap-distance-top:0;mso-wrap-distance-right:9pt;mso-wrap-distance-bottom:0;mso-position-horizontal:absolute;mso-position-horizontal-relative:text;mso-position-vertical:absolute;mso-position-vertical-relative:text;mso-width-percent:0;mso-height-percent:0;mso-width-relative:margin;mso-height-relative:margin" o:gfxdata="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" strokecolor="#5b9bd5 [3204]" strokeweight="2.25pt">
+                <v:stroke endarrow="block" joinstyle="miter"/>
+              </v:shape>
+            </w:pict>
+          </mc:Fallback>
+        </mc:AlternateContent>
+      </w:r>
+      <w:proofErr w:type="spellStart"/>
+      <w:r>
+        <w:rPr>
+          <w:rFonts w:ascii="Arial" w:hAnsi="Arial" w:cs="Arial"/>
+          <w:b/>
+          <w:sz w:val="28"/>
+          <w:szCs w:val="28"/>
+        </w:rPr>
+        <w:t>Tag</w:t>
+      </w:r>
+      <w:proofErr w:type="spellEnd"/>
+      <w:r>
+        <w:rPr>
+          <w:rFonts w:ascii="Arial" w:hAnsi="Arial" w:cs="Arial"/>
+          <w:b/>
+          <w:sz w:val="28"/>
+          <w:szCs w:val="28"/>
+        </w:rPr>
+        <w:t xml:space="preserve"> de </w:t>
+      </w:r>
+      <w:proofErr w:type="spellStart"/>
+      <w:r>
+        <w:rPr>
+          <w:rFonts w:ascii="Arial" w:hAnsi="Arial" w:cs="Arial"/>
+          <w:b/>
+          <w:sz w:val="28"/>
+          <w:szCs w:val="28"/>
+        </w:rPr>
+        <w:t>linck</w:t>
+      </w:r>
+      <w:proofErr w:type="spellEnd"/>
+      <w:r>
+        <w:rPr>
+          <w:rFonts w:ascii="Arial" w:hAnsi="Arial" w:cs="Arial"/>
+          <w:b/>
+          <w:sz w:val="28"/>
+          <w:szCs w:val="28"/>
+        </w:rPr>
+        <w:t xml:space="preserve">: </w:t>
+      </w:r>
+      <w:r>
+        <w:rPr>
+          <w:rFonts w:ascii="Consolas" w:eastAsia="Times New Roman" w:hAnsi="Consolas" w:cs="Times New Roman"/>
+          <w:color w:val="808080"/>
+          <w:sz w:val="21"/>
+          <w:szCs w:val="21"/>
+          <w:lang w:eastAsia="pt-BR"/>
+        </w:rPr>
+        <w:t>&lt;</w:t>
+      </w:r>
+      <w:r>
+        <w:rPr>
+          <w:rFonts w:ascii="Consolas" w:eastAsia="Times New Roman" w:hAnsi="Consolas" w:cs="Times New Roman"/>
+          <w:color w:val="569CD6"/>
+          <w:sz w:val="21"/>
+          <w:szCs w:val="21"/>
+          <w:lang w:eastAsia="pt-BR"/>
+        </w:rPr>
+        <w:t>a</w:t>
+      </w:r>
+      <w:r>
+        <w:rPr>
+          <w:rFonts w:ascii="Consolas" w:eastAsia="Times New Roman" w:hAnsi="Consolas" w:cs="Times New Roman"/>
+          <w:color w:val="D4D4D4"/>
+          <w:sz w:val="21"/>
+          <w:szCs w:val="21"/>
+          <w:lang w:eastAsia="pt-BR"/>
+        </w:rPr>
+        <w:t xml:space="preserve"> </w:t>
+      </w:r>
+      <w:proofErr w:type="spellStart"/>
+      <w:r>
+        <w:rPr>
+          <w:rFonts w:ascii="Consolas" w:eastAsia="Times New Roman" w:hAnsi="Consolas" w:cs="Times New Roman"/>
+          <w:color w:val="9CDCFE"/>
+          <w:sz w:val="21"/>
+          <w:szCs w:val="21"/>
+          <w:lang w:eastAsia="pt-BR"/>
+        </w:rPr>
+        <w:t>href</w:t>
+      </w:r>
+      <w:proofErr w:type="spellEnd"/>
+      <w:r>
+        <w:rPr>
+          <w:rFonts w:ascii="Consolas" w:eastAsia="Times New Roman" w:hAnsi="Consolas" w:cs="Times New Roman"/>
+          <w:color w:val="D4D4D4"/>
+          <w:sz w:val="21"/>
+          <w:szCs w:val="21"/>
+          <w:lang w:eastAsia="pt-BR"/>
+        </w:rPr>
+        <w:t>=</w:t>
+      </w:r>
+      <w:r>
+        <w:rPr>
+          <w:rFonts w:ascii="Consolas" w:eastAsia="Times New Roman" w:hAnsi="Consolas" w:cs="Times New Roman"/>
+          <w:color w:val="CE9178"/>
+          <w:sz w:val="21"/>
+          <w:szCs w:val="21"/>
+          <w:lang w:eastAsia="pt-BR"/>
+        </w:rPr>
+        <w:t>"iframe001.html"</w:t>
+      </w:r>
+      <w:r>
+        <w:rPr>
+          <w:rFonts w:ascii="Consolas" w:eastAsia="Times New Roman" w:hAnsi="Consolas" w:cs="Times New Roman"/>
+          <w:color w:val="D4D4D4"/>
+          <w:sz w:val="21"/>
+          <w:szCs w:val="21"/>
+          <w:lang w:eastAsia="pt-BR"/>
+        </w:rPr>
+        <w:t xml:space="preserve"> </w:t>
+      </w:r>
+      <w:proofErr w:type="spellStart"/>
+      <w:r>
+        <w:rPr>
+          <w:rFonts w:ascii="Consolas" w:eastAsia="Times New Roman" w:hAnsi="Consolas" w:cs="Times New Roman"/>
+          <w:color w:val="9CDCFE"/>
+          <w:sz w:val="21"/>
+          <w:szCs w:val="21"/>
+          <w:lang w:eastAsia="pt-BR"/>
+        </w:rPr>
+        <w:t>target</w:t>
+      </w:r>
+      <w:proofErr w:type="spellEnd"/>
+      <w:r>
+        <w:rPr>
+          <w:rFonts w:ascii="Consolas" w:eastAsia="Times New Roman" w:hAnsi="Consolas" w:cs="Times New Roman"/>
+          <w:color w:val="D4D4D4"/>
+          <w:sz w:val="21"/>
+          <w:szCs w:val="21"/>
+          <w:lang w:eastAsia="pt-BR"/>
+        </w:rPr>
+        <w:t>=</w:t>
+      </w:r>
+      <w:r>
+        <w:rPr>
+          <w:rFonts w:ascii="Consolas" w:eastAsia="Times New Roman" w:hAnsi="Consolas" w:cs="Times New Roman"/>
+          <w:color w:val="CE9178"/>
+          <w:sz w:val="21"/>
+          <w:szCs w:val="21"/>
+          <w:lang w:eastAsia="pt-BR"/>
+        </w:rPr>
+        <w:t>"tela"</w:t>
+      </w:r>
+      <w:r>
+        <w:rPr>
+          <w:rFonts w:ascii="Consolas" w:eastAsia="Times New Roman" w:hAnsi="Consolas" w:cs="Times New Roman"/>
+          <w:color w:val="808080"/>
+          <w:sz w:val="21"/>
+          <w:szCs w:val="21"/>
+          <w:lang w:eastAsia="pt-BR"/>
+        </w:rPr>
+        <w:t>&gt;</w:t>
+      </w:r>
+      <w:r>
+        <w:rPr>
+          <w:rFonts w:ascii="Consolas" w:eastAsia="Times New Roman" w:hAnsi="Consolas" w:cs="Times New Roman"/>
+          <w:color w:val="D4D4D4"/>
+          <w:sz w:val="21"/>
+          <w:szCs w:val="21"/>
+          <w:lang w:eastAsia="pt-BR"/>
+        </w:rPr>
+        <w:t>primeira</w:t>
+      </w:r>
+      <w:r>
+        <w:rPr>
+          <w:rFonts w:ascii="Consolas" w:eastAsia="Times New Roman" w:hAnsi="Consolas" w:cs="Times New Roman"/>
+          <w:color w:val="808080"/>
+          <w:sz w:val="21"/>
+          <w:szCs w:val="21"/>
+          <w:lang w:eastAsia="pt-BR"/>
+        </w:rPr>
+        <w:t>&lt;/</w:t>
+      </w:r>
+      <w:r>
+        <w:rPr>
+          <w:rFonts w:ascii="Consolas" w:eastAsia="Times New Roman" w:hAnsi="Consolas" w:cs="Times New Roman"/>
+          <w:color w:val="569CD6"/>
+          <w:sz w:val="21"/>
+          <w:szCs w:val="21"/>
+          <w:lang w:eastAsia="pt-BR"/>
+        </w:rPr>
+        <w:t>a</w:t>
+      </w:r>
+      <w:r>
+        <w:rPr>
+          <w:rFonts w:ascii="Consolas" w:eastAsia="Times New Roman" w:hAnsi="Consolas" w:cs="Times New Roman"/>
+          <w:color w:val="808080"/>
+          <w:sz w:val="21"/>
+          <w:szCs w:val="21"/>
+          <w:lang w:eastAsia="pt-BR"/>
+        </w:rPr>
+        <w:t>&gt;</w:t>
+      </w:r>
+    </w:p>
+    <w:p>
+      <w:pPr>
+        <w:pStyle w:val="Ttulo1"/>
+        <w:shd w:val="clear" w:color="auto" w:fill="FFFFFF"/>
+        <w:spacing w:before="0" w:beforeAutospacing="0" w:after="120" w:afterAutospacing="0"/>
+        <w:textAlignment w:val="baseline"/>
+        <w:rPr>
+          <w:rFonts w:ascii="Arial" w:hAnsi="Arial" w:cs="Arial"/>
+          <w:b w:val="0"/>
+          <w:sz w:val="28"/>
+          <w:szCs w:val="28"/>
+        </w:rPr>
+      </w:pPr>
+    </w:p>
+    <w:p>
+      <w:pPr>
+        <w:pStyle w:val="Ttulo1"/>
+        <w:shd w:val="clear" w:color="auto" w:fill="FFFFFF"/>
+        <w:spacing w:before="0" w:beforeAutospacing="0" w:after="120" w:afterAutospacing="0"/>
+        <w:textAlignment w:val="baseline"/>
+        <w:rPr>
+          <w:rFonts w:ascii="Arial" w:hAnsi="Arial" w:cs="Arial"/>
+          <w:b w:val="0"/>
+          <w:sz w:val="28"/>
+          <w:szCs w:val="28"/>
+        </w:rPr>
+      </w:pPr>
+      <w:r>
+        <w:rPr>
+          <w:rFonts w:ascii="Arial" w:hAnsi="Arial" w:cs="Arial"/>
+          <w:b w:val="0"/>
+          <w:sz w:val="28"/>
+          <w:szCs w:val="28"/>
+        </w:rPr>
+        <w:t xml:space="preserve">O que vai diferenciar é o </w:t>
+      </w:r>
+      <w:proofErr w:type="spellStart"/>
+      <w:r>
+        <w:rPr>
+          <w:rFonts w:ascii="Arial" w:hAnsi="Arial" w:cs="Arial"/>
+          <w:b w:val="0"/>
+          <w:sz w:val="28"/>
+          <w:szCs w:val="28"/>
+        </w:rPr>
+        <w:t>name</w:t>
+      </w:r>
+      <w:proofErr w:type="spellEnd"/>
+      <w:r>
+        <w:rPr>
+          <w:rFonts w:ascii="Arial" w:hAnsi="Arial" w:cs="Arial"/>
+          <w:b w:val="0"/>
+          <w:sz w:val="28"/>
+          <w:szCs w:val="28"/>
+        </w:rPr>
+        <w:t xml:space="preserve"> criado no </w:t>
+      </w:r>
+      <w:proofErr w:type="spellStart"/>
+      <w:r>
+        <w:rPr>
+          <w:rFonts w:ascii="Arial" w:hAnsi="Arial" w:cs="Arial"/>
+          <w:b w:val="0"/>
+          <w:sz w:val="28"/>
+          <w:szCs w:val="28"/>
+        </w:rPr>
+        <w:t>iframe</w:t>
+      </w:r>
+      <w:proofErr w:type="spellEnd"/>
+      <w:r>
+        <w:rPr>
+          <w:rFonts w:ascii="Arial" w:hAnsi="Arial" w:cs="Arial"/>
+          <w:b w:val="0"/>
+          <w:sz w:val="28"/>
+          <w:szCs w:val="28"/>
+        </w:rPr>
+        <w:t xml:space="preserve"> para que no </w:t>
+      </w:r>
+      <w:proofErr w:type="spellStart"/>
+      <w:r>
+        <w:rPr>
+          <w:rFonts w:ascii="Arial" w:hAnsi="Arial" w:cs="Arial"/>
+          <w:b w:val="0"/>
+          <w:sz w:val="28"/>
+          <w:szCs w:val="28"/>
+        </w:rPr>
+        <w:t>linck</w:t>
+      </w:r>
+      <w:proofErr w:type="spellEnd"/>
+      <w:r>
+        <w:rPr>
+          <w:rFonts w:ascii="Arial" w:hAnsi="Arial" w:cs="Arial"/>
+          <w:b w:val="0"/>
+          <w:sz w:val="28"/>
+          <w:szCs w:val="28"/>
+        </w:rPr>
+        <w:t xml:space="preserve"> de vez colocar </w:t>
+      </w:r>
+      <w:proofErr w:type="spellStart"/>
+      <w:r>
+        <w:rPr>
+          <w:rFonts w:ascii="Arial" w:hAnsi="Arial" w:cs="Arial"/>
+          <w:b w:val="0"/>
+          <w:sz w:val="28"/>
+          <w:szCs w:val="28"/>
+        </w:rPr>
+        <w:t>target</w:t>
+      </w:r>
+      <w:proofErr w:type="spellEnd"/>
+      <w:r>
+        <w:rPr>
+          <w:rFonts w:ascii="Arial" w:hAnsi="Arial" w:cs="Arial"/>
+          <w:b w:val="0"/>
+          <w:sz w:val="28"/>
+          <w:szCs w:val="28"/>
+        </w:rPr>
+        <w:t>=”_</w:t>
+      </w:r>
+      <w:proofErr w:type="spellStart"/>
+      <w:r>
+        <w:rPr>
+          <w:rFonts w:ascii="Arial" w:hAnsi="Arial" w:cs="Arial"/>
+          <w:b w:val="0"/>
+          <w:sz w:val="28"/>
+          <w:szCs w:val="28"/>
+        </w:rPr>
+        <w:t>black</w:t>
+      </w:r>
+      <w:proofErr w:type="spellEnd"/>
+      <w:r>
+        <w:rPr>
+          <w:rFonts w:ascii="Arial" w:hAnsi="Arial" w:cs="Arial"/>
+          <w:b w:val="0"/>
+          <w:sz w:val="28"/>
+          <w:szCs w:val="28"/>
+        </w:rPr>
+        <w:t xml:space="preserve">”, vamos usar o </w:t>
+      </w:r>
+      <w:proofErr w:type="spellStart"/>
+      <w:r>
+        <w:rPr>
+          <w:rFonts w:ascii="Arial" w:hAnsi="Arial" w:cs="Arial"/>
+          <w:b w:val="0"/>
+          <w:sz w:val="28"/>
+          <w:szCs w:val="28"/>
+        </w:rPr>
+        <w:t>name</w:t>
+      </w:r>
+      <w:proofErr w:type="spellEnd"/>
+      <w:r>
+        <w:rPr>
+          <w:rFonts w:ascii="Arial" w:hAnsi="Arial" w:cs="Arial"/>
+          <w:b w:val="0"/>
+          <w:sz w:val="28"/>
+          <w:szCs w:val="28"/>
+        </w:rPr>
+        <w:t xml:space="preserve"> </w:t>
+      </w:r>
+      <w:proofErr w:type="spellStart"/>
+      <w:r>
+        <w:rPr>
+          <w:rFonts w:ascii="Arial" w:hAnsi="Arial" w:cs="Arial"/>
+          <w:b w:val="0"/>
+          <w:sz w:val="28"/>
+          <w:szCs w:val="28"/>
+        </w:rPr>
+        <w:t>target</w:t>
+      </w:r>
+      <w:proofErr w:type="spellEnd"/>
+      <w:r>
+        <w:rPr>
+          <w:rFonts w:ascii="Arial" w:hAnsi="Arial" w:cs="Arial"/>
+          <w:b w:val="0"/>
+          <w:sz w:val="28"/>
+          <w:szCs w:val="28"/>
+        </w:rPr>
+        <w:t xml:space="preserve">=”tela” o mesmo </w:t>
+      </w:r>
+      <w:proofErr w:type="spellStart"/>
+      <w:r>
+        <w:rPr>
+          <w:rFonts w:ascii="Arial" w:hAnsi="Arial" w:cs="Arial"/>
+          <w:b w:val="0"/>
+          <w:sz w:val="28"/>
+          <w:szCs w:val="28"/>
+        </w:rPr>
+        <w:t>name</w:t>
+      </w:r>
+      <w:proofErr w:type="spellEnd"/>
+      <w:r>
+        <w:rPr>
+          <w:rFonts w:ascii="Arial" w:hAnsi="Arial" w:cs="Arial"/>
+          <w:b w:val="0"/>
+          <w:sz w:val="28"/>
+          <w:szCs w:val="28"/>
+        </w:rPr>
+        <w:t xml:space="preserve"> da </w:t>
+      </w:r>
+      <w:proofErr w:type="spellStart"/>
+      <w:r>
+        <w:rPr>
+          <w:rFonts w:ascii="Arial" w:hAnsi="Arial" w:cs="Arial"/>
+          <w:b w:val="0"/>
+          <w:sz w:val="28"/>
+          <w:szCs w:val="28"/>
+        </w:rPr>
+        <w:t>iframe</w:t>
+      </w:r>
+      <w:proofErr w:type="spellEnd"/>
+      <w:r>
+        <w:rPr>
+          <w:rFonts w:ascii="Arial" w:hAnsi="Arial" w:cs="Arial"/>
+          <w:b w:val="0"/>
+          <w:sz w:val="28"/>
+          <w:szCs w:val="28"/>
+        </w:rPr>
+        <w:t xml:space="preserve">, </w:t>
+      </w:r>
+      <w:proofErr w:type="spellStart"/>
+      <w:r>
+        <w:rPr>
+          <w:rFonts w:ascii="Arial" w:hAnsi="Arial" w:cs="Arial"/>
+          <w:b w:val="0"/>
+          <w:sz w:val="28"/>
+          <w:szCs w:val="28"/>
+        </w:rPr>
+        <w:t>qua</w:t>
+      </w:r>
+      <w:proofErr w:type="spellEnd"/>
+      <w:r>
+        <w:rPr>
+          <w:rFonts w:ascii="Arial" w:hAnsi="Arial" w:cs="Arial"/>
+          <w:b w:val="0"/>
+          <w:sz w:val="28"/>
+          <w:szCs w:val="28"/>
+        </w:rPr>
+        <w:t xml:space="preserve"> vai abrir a tela dentro do </w:t>
+      </w:r>
+      <w:proofErr w:type="spellStart"/>
+      <w:r>
+        <w:rPr>
+          <w:rFonts w:ascii="Arial" w:hAnsi="Arial" w:cs="Arial"/>
+          <w:b w:val="0"/>
+          <w:sz w:val="28"/>
+          <w:szCs w:val="28"/>
+        </w:rPr>
+        <w:t>iframe</w:t>
+      </w:r>
+      <w:proofErr w:type="spellEnd"/>
+      <w:r>
+        <w:rPr>
+          <w:rFonts w:ascii="Arial" w:hAnsi="Arial" w:cs="Arial"/>
+          <w:b w:val="0"/>
+          <w:sz w:val="28"/>
+          <w:szCs w:val="28"/>
+        </w:rPr>
+        <w:t>.</w:t>
+      </w:r>
+    </w:p>
+    <w:p>
+      <w:pPr>
+        <w:shd w:val="clear" w:color="auto" w:fill="1E1E1E"/>
+        <w:spacing w:line="285" w:lineRule="atLeast"/>
+        <w:rPr>
+          <w:rFonts w:ascii="Consolas" w:eastAsia="Times New Roman" w:hAnsi="Consolas" w:cs="Times New Roman"/>
+          <w:color w:val="D4D4D4"/>
+          <w:sz w:val="21"/>
+          <w:szCs w:val="21"/>
+          <w:lang w:val="en-US" w:eastAsia="pt-BR"/>
+        </w:rPr>
+      </w:pPr>
+      <w:r>
+        <w:rPr>
+          <w:rFonts w:ascii="Arial" w:hAnsi="Arial" w:cs="Arial"/>
+          <w:b/>
+          <w:sz w:val="28"/>
+          <w:szCs w:val="28"/>
+          <w:lang w:val="en-US"/>
+        </w:rPr>
+        <w:t xml:space="preserve">IFRAME: </w:t>
+      </w:r>
+      <w:r>
+        <w:rPr>
+          <w:rFonts w:ascii="Consolas" w:eastAsia="Times New Roman" w:hAnsi="Consolas" w:cs="Times New Roman"/>
+          <w:color w:val="808080"/>
+          <w:sz w:val="21"/>
+          <w:szCs w:val="21"/>
+          <w:lang w:val="en-US" w:eastAsia="pt-BR"/>
+        </w:rPr>
+        <w:t>&lt;</w:t>
+      </w:r>
+      <w:r>
+        <w:rPr>
+          <w:rFonts w:ascii="Consolas" w:eastAsia="Times New Roman" w:hAnsi="Consolas" w:cs="Times New Roman"/>
+          <w:color w:val="569CD6"/>
+          <w:sz w:val="21"/>
+          <w:szCs w:val="21"/>
+          <w:lang w:val="en-US" w:eastAsia="pt-BR"/>
+        </w:rPr>
+        <w:t>iframe</w:t>
+      </w:r>
+      <w:r>
+        <w:rPr>
+          <w:rFonts w:ascii="Consolas" w:eastAsia="Times New Roman" w:hAnsi="Consolas" w:cs="Times New Roman"/>
+          <w:color w:val="D4D4D4"/>
+          <w:sz w:val="21"/>
+          <w:szCs w:val="21"/>
+          <w:lang w:val="en-US" w:eastAsia="pt-BR"/>
+        </w:rPr>
+        <w:t xml:space="preserve"> </w:t>
+      </w:r>
+      <w:r>
+        <w:rPr>
+          <w:rFonts w:ascii="Consolas" w:eastAsia="Times New Roman" w:hAnsi="Consolas" w:cs="Times New Roman"/>
+          <w:color w:val="9CDCFE"/>
+          <w:sz w:val="21"/>
+          <w:szCs w:val="21"/>
+          <w:lang w:val="en-US" w:eastAsia="pt-BR"/>
+        </w:rPr>
+        <w:t>name</w:t>
+      </w:r>
+      <w:r>
+        <w:rPr>
+          <w:rFonts w:ascii="Consolas" w:eastAsia="Times New Roman" w:hAnsi="Consolas" w:cs="Times New Roman"/>
+          <w:color w:val="D4D4D4"/>
+          <w:sz w:val="21"/>
+          <w:szCs w:val="21"/>
+          <w:lang w:val="en-US" w:eastAsia="pt-BR"/>
+        </w:rPr>
+        <w:t>=</w:t>
+      </w:r>
+      <w:r>
+        <w:rPr>
+          <w:rFonts w:ascii="Consolas" w:eastAsia="Times New Roman" w:hAnsi="Consolas" w:cs="Times New Roman"/>
+          <w:color w:val="CE9178"/>
+          <w:sz w:val="21"/>
+          <w:szCs w:val="21"/>
+          <w:lang w:val="en-US" w:eastAsia="pt-BR"/>
+        </w:rPr>
+        <w:t>"</w:t>
+      </w:r>
+      <w:proofErr w:type="spellStart"/>
+      <w:r>
+        <w:rPr>
+          <w:rFonts w:ascii="Consolas" w:eastAsia="Times New Roman" w:hAnsi="Consolas" w:cs="Times New Roman"/>
+          <w:color w:val="CE9178"/>
+          <w:sz w:val="21"/>
+          <w:szCs w:val="21"/>
+          <w:lang w:val="en-US" w:eastAsia="pt-BR"/>
+        </w:rPr>
+        <w:t>tela</w:t>
+      </w:r>
+      <w:proofErr w:type="spellEnd"/>
+      <w:r>
+        <w:rPr>
+          <w:rFonts w:ascii="Consolas" w:eastAsia="Times New Roman" w:hAnsi="Consolas" w:cs="Times New Roman"/>
+          <w:color w:val="CE9178"/>
+          <w:sz w:val="21"/>
+          <w:szCs w:val="21"/>
+          <w:lang w:val="en-US" w:eastAsia="pt-BR"/>
+        </w:rPr>
+        <w:t>"</w:t>
+      </w:r>
+      <w:r>
+        <w:rPr>
+          <w:rFonts w:ascii="Consolas" w:eastAsia="Times New Roman" w:hAnsi="Consolas" w:cs="Times New Roman"/>
+          <w:color w:val="D4D4D4"/>
+          <w:sz w:val="21"/>
+          <w:szCs w:val="21"/>
+          <w:lang w:val="en-US" w:eastAsia="pt-BR"/>
+        </w:rPr>
+        <w:t xml:space="preserve"> </w:t>
+      </w:r>
+      <w:proofErr w:type="spellStart"/>
+      <w:r>
+        <w:rPr>
+          <w:rFonts w:ascii="Consolas" w:eastAsia="Times New Roman" w:hAnsi="Consolas" w:cs="Times New Roman"/>
+          <w:color w:val="9CDCFE"/>
+          <w:sz w:val="21"/>
+          <w:szCs w:val="21"/>
+          <w:lang w:val="en-US" w:eastAsia="pt-BR"/>
+        </w:rPr>
+        <w:t>src</w:t>
+      </w:r>
+      <w:proofErr w:type="spellEnd"/>
+      <w:r>
+        <w:rPr>
+          <w:rFonts w:ascii="Consolas" w:eastAsia="Times New Roman" w:hAnsi="Consolas" w:cs="Times New Roman"/>
+          <w:color w:val="D4D4D4"/>
+          <w:sz w:val="21"/>
+          <w:szCs w:val="21"/>
+          <w:lang w:val="en-US" w:eastAsia="pt-BR"/>
+        </w:rPr>
+        <w:t>=</w:t>
+      </w:r>
+      <w:r>
+        <w:rPr>
+          <w:rFonts w:ascii="Consolas" w:eastAsia="Times New Roman" w:hAnsi="Consolas" w:cs="Times New Roman"/>
+          <w:color w:val="CE9178"/>
+          <w:sz w:val="21"/>
+          <w:szCs w:val="21"/>
+          <w:lang w:val="en-US" w:eastAsia="pt-BR"/>
+        </w:rPr>
+        <w:t>""</w:t>
+      </w:r>
+      <w:r>
+        <w:rPr>
+          <w:rFonts w:ascii="Consolas" w:eastAsia="Times New Roman" w:hAnsi="Consolas" w:cs="Times New Roman"/>
+          <w:color w:val="D4D4D4"/>
+          <w:sz w:val="21"/>
+          <w:szCs w:val="21"/>
+          <w:lang w:val="en-US" w:eastAsia="pt-BR"/>
+        </w:rPr>
+        <w:t xml:space="preserve"> </w:t>
+      </w:r>
+      <w:proofErr w:type="spellStart"/>
+      <w:r>
+        <w:rPr>
+          <w:rFonts w:ascii="Consolas" w:eastAsia="Times New Roman" w:hAnsi="Consolas" w:cs="Times New Roman"/>
+          <w:color w:val="9CDCFE"/>
+          <w:sz w:val="21"/>
+          <w:szCs w:val="21"/>
+          <w:lang w:val="en-US" w:eastAsia="pt-BR"/>
+        </w:rPr>
+        <w:t>frameborder</w:t>
+      </w:r>
+      <w:proofErr w:type="spellEnd"/>
+      <w:r>
+        <w:rPr>
+          <w:rFonts w:ascii="Consolas" w:eastAsia="Times New Roman" w:hAnsi="Consolas" w:cs="Times New Roman"/>
+          <w:color w:val="D4D4D4"/>
+          <w:sz w:val="21"/>
+          <w:szCs w:val="21"/>
+          <w:lang w:val="en-US" w:eastAsia="pt-BR"/>
+        </w:rPr>
+        <w:t>=</w:t>
+      </w:r>
+      <w:r>
+        <w:rPr>
+          <w:rFonts w:ascii="Consolas" w:eastAsia="Times New Roman" w:hAnsi="Consolas" w:cs="Times New Roman"/>
+          <w:color w:val="CE9178"/>
+          <w:sz w:val="21"/>
+          <w:szCs w:val="21"/>
+          <w:lang w:val="en-US" w:eastAsia="pt-BR"/>
+        </w:rPr>
+        <w:t>"0"</w:t>
+      </w:r>
+      <w:r>
+        <w:rPr>
+          <w:rFonts w:ascii="Consolas" w:eastAsia="Times New Roman" w:hAnsi="Consolas" w:cs="Times New Roman"/>
+          <w:color w:val="808080"/>
+          <w:sz w:val="21"/>
+          <w:szCs w:val="21"/>
+          <w:lang w:val="en-US" w:eastAsia="pt-BR"/>
+        </w:rPr>
+        <w:t>&gt;&lt;/</w:t>
+      </w:r>
+      <w:r>
+        <w:rPr>
+          <w:rFonts w:ascii="Consolas" w:eastAsia="Times New Roman" w:hAnsi="Consolas" w:cs="Times New Roman"/>
+          <w:color w:val="569CD6"/>
+          <w:sz w:val="21"/>
+          <w:szCs w:val="21"/>
+          <w:lang w:val="en-US" w:eastAsia="pt-BR"/>
+        </w:rPr>
+        <w:t>iframe</w:t>
+      </w:r>
+      <w:r>
+        <w:rPr>
+          <w:rFonts w:ascii="Consolas" w:eastAsia="Times New Roman" w:hAnsi="Consolas" w:cs="Times New Roman"/>
+          <w:color w:val="808080"/>
+          <w:sz w:val="21"/>
+          <w:szCs w:val="21"/>
+          <w:lang w:val="en-US" w:eastAsia="pt-BR"/>
+        </w:rPr>
+        <w:t>&gt;</w:t>
+      </w:r>
+    </w:p>
+    <w:p>
+      <w:pPr>
+        <w:pStyle w:val="Ttulo1"/>
+        <w:shd w:val="clear" w:color="auto" w:fill="FFFFFF"/>
+        <w:spacing w:before="0" w:beforeAutospacing="0" w:after="120" w:afterAutospacing="0"/>
+        <w:textAlignment w:val="baseline"/>
+        <w:rPr>
+          <w:rFonts w:ascii="Arial" w:hAnsi="Arial" w:cs="Arial"/>
+          <w:b w:val="0"/>
+          <w:sz w:val="28"/>
+          <w:szCs w:val="28"/>
+          <w:lang w:val="en-US"/>
+        </w:rPr>
+      </w:pPr>
+    </w:p>
+    <w:p>
+      <w:pPr>
+        <w:pStyle w:val="Ttulo1"/>
+        <w:shd w:val="clear" w:color="auto" w:fill="FFFFFF"/>
+        <w:spacing w:before="0" w:beforeAutospacing="0" w:after="120" w:afterAutospacing="0"/>
+        <w:jc w:val="center"/>
+        <w:textAlignment w:val="baseline"/>
+        <w:rPr>
+          <w:rFonts w:ascii="Arial" w:hAnsi="Arial" w:cs="Arial"/>
+          <w:sz w:val="36"/>
+          <w:szCs w:val="36"/>
+        </w:rPr>
+      </w:pPr>
+      <w:r>
+        <w:rPr>
+          <w:rFonts w:ascii="Arial" w:hAnsi="Arial" w:cs="Arial"/>
+          <w:sz w:val="36"/>
+          <w:szCs w:val="36"/>
+        </w:rPr>
+        <w:t xml:space="preserve">Capítulo 22 Aula 5 – Conteúdo no </w:t>
+      </w:r>
+      <w:proofErr w:type="spellStart"/>
+      <w:r>
+        <w:rPr>
+          <w:rFonts w:ascii="Arial" w:hAnsi="Arial" w:cs="Arial"/>
+          <w:sz w:val="36"/>
+          <w:szCs w:val="36"/>
+        </w:rPr>
+        <w:t>iframe</w:t>
+      </w:r>
+      <w:proofErr w:type="spellEnd"/>
+      <w:r>
+        <w:rPr>
+          <w:rFonts w:ascii="Arial" w:hAnsi="Arial" w:cs="Arial"/>
+          <w:sz w:val="36"/>
+          <w:szCs w:val="36"/>
+        </w:rPr>
+        <w:t xml:space="preserve"> por código</w:t>
+      </w:r>
+    </w:p>
+    <w:p>
+      <w:pPr>
+        <w:pStyle w:val="Ttulo1"/>
+        <w:shd w:val="clear" w:color="auto" w:fill="FFFFFF"/>
+        <w:spacing w:before="0" w:beforeAutospacing="0" w:after="120" w:afterAutospacing="0"/>
+        <w:jc w:val="center"/>
+        <w:textAlignment w:val="baseline"/>
+        <w:rPr>
+          <w:rFonts w:ascii="Arial" w:hAnsi="Arial" w:cs="Arial"/>
+          <w:sz w:val="36"/>
+          <w:szCs w:val="36"/>
+        </w:rPr>
+      </w:pPr>
+    </w:p>
+    <w:p>
+      <w:pPr>
+        <w:pStyle w:val="Ttulo1"/>
+        <w:shd w:val="clear" w:color="auto" w:fill="FFFFFF"/>
+        <w:spacing w:before="0" w:beforeAutospacing="0" w:after="120" w:afterAutospacing="0"/>
+        <w:textAlignment w:val="baseline"/>
+        <w:rPr>
+          <w:rFonts w:ascii="Arial" w:hAnsi="Arial" w:cs="Arial"/>
+          <w:b w:val="0"/>
+          <w:sz w:val="24"/>
+          <w:szCs w:val="24"/>
+        </w:rPr>
+      </w:pPr>
+      <w:r>
+        <w:rPr>
+          <w:rFonts w:ascii="Arial" w:hAnsi="Arial" w:cs="Arial"/>
+          <w:b w:val="0"/>
+          <w:sz w:val="24"/>
+          <w:szCs w:val="24"/>
+        </w:rPr>
+        <w:t xml:space="preserve">O </w:t>
+      </w:r>
+      <w:proofErr w:type="spellStart"/>
+      <w:r>
+        <w:rPr>
+          <w:rFonts w:ascii="Arial" w:hAnsi="Arial" w:cs="Arial"/>
+          <w:b w:val="0"/>
+          <w:sz w:val="24"/>
+          <w:szCs w:val="24"/>
+        </w:rPr>
+        <w:t>iframe</w:t>
+      </w:r>
+      <w:proofErr w:type="spellEnd"/>
+      <w:r>
+        <w:rPr>
+          <w:rFonts w:ascii="Arial" w:hAnsi="Arial" w:cs="Arial"/>
+          <w:b w:val="0"/>
+          <w:sz w:val="24"/>
+          <w:szCs w:val="24"/>
+        </w:rPr>
+        <w:t xml:space="preserve"> criado com outras páginas nossa, toda vez que atualiza ele abre em branco, então temos que criar uma página estática, ou seja uma imagem ou texto para que quem abrir possa entender que precisa clicar nos </w:t>
+      </w:r>
+      <w:proofErr w:type="spellStart"/>
+      <w:r>
+        <w:rPr>
+          <w:rFonts w:ascii="Arial" w:hAnsi="Arial" w:cs="Arial"/>
+          <w:b w:val="0"/>
+          <w:sz w:val="24"/>
+          <w:szCs w:val="24"/>
+        </w:rPr>
+        <w:t>lincks</w:t>
+      </w:r>
+      <w:proofErr w:type="spellEnd"/>
+      <w:r>
+        <w:rPr>
+          <w:rFonts w:ascii="Arial" w:hAnsi="Arial" w:cs="Arial"/>
+          <w:b w:val="0"/>
+          <w:sz w:val="24"/>
+          <w:szCs w:val="24"/>
+        </w:rPr>
+        <w:t>:</w:t>
+      </w:r>
+    </w:p>
+    <w:p>
+      <w:pPr>
+        <w:pStyle w:val="Ttulo1"/>
+        <w:shd w:val="clear" w:color="auto" w:fill="FFFFFF"/>
+        <w:spacing w:before="0" w:beforeAutospacing="0" w:after="120" w:afterAutospacing="0"/>
+        <w:textAlignment w:val="baseline"/>
+        <w:rPr>
+          <w:rFonts w:ascii="Arial" w:hAnsi="Arial" w:cs="Arial"/>
+          <w:b w:val="0"/>
+          <w:sz w:val="24"/>
+          <w:szCs w:val="24"/>
+        </w:rPr>
+      </w:pPr>
+      <w:r>
+        <w:rPr>
+          <w:rFonts w:ascii="Arial" w:hAnsi="Arial" w:cs="Arial"/>
+          <w:b w:val="0"/>
+          <w:sz w:val="24"/>
+          <w:szCs w:val="24"/>
+        </w:rPr>
+        <w:t xml:space="preserve">O SRC ou SRCDOC: </w:t>
+      </w:r>
+      <w:proofErr w:type="spellStart"/>
+      <w:r>
+        <w:rPr>
+          <w:rFonts w:ascii="Arial" w:hAnsi="Arial" w:cs="Arial"/>
+          <w:b w:val="0"/>
+          <w:sz w:val="24"/>
+          <w:szCs w:val="24"/>
+        </w:rPr>
+        <w:t>src</w:t>
+      </w:r>
+      <w:proofErr w:type="spellEnd"/>
+      <w:r>
+        <w:rPr>
+          <w:rFonts w:ascii="Arial" w:hAnsi="Arial" w:cs="Arial"/>
+          <w:b w:val="0"/>
+          <w:sz w:val="24"/>
+          <w:szCs w:val="24"/>
+        </w:rPr>
+        <w:t xml:space="preserve"> colocamos apenas imagem, no </w:t>
+      </w:r>
+      <w:proofErr w:type="spellStart"/>
+      <w:r>
+        <w:rPr>
+          <w:rFonts w:ascii="Arial" w:hAnsi="Arial" w:cs="Arial"/>
+          <w:b w:val="0"/>
+          <w:sz w:val="24"/>
+          <w:szCs w:val="24"/>
+        </w:rPr>
+        <w:t>srcdoc</w:t>
+      </w:r>
+      <w:proofErr w:type="spellEnd"/>
+      <w:r>
+        <w:rPr>
+          <w:rFonts w:ascii="Arial" w:hAnsi="Arial" w:cs="Arial"/>
+          <w:b w:val="0"/>
+          <w:sz w:val="24"/>
+          <w:szCs w:val="24"/>
+        </w:rPr>
+        <w:t xml:space="preserve"> colocamos texto e imagem estática:</w:t>
+      </w:r>
+    </w:p>
+    <w:p>
+      <w:pPr>
+        <w:shd w:val="clear" w:color="auto" w:fill="1E1E1E"/>
+        <w:spacing w:after="0" w:line="285" w:lineRule="atLeast"/>
+        <w:rPr>
+          <w:rFonts w:ascii="Consolas" w:eastAsia="Times New Roman" w:hAnsi="Consolas" w:cs="Times New Roman"/>
+          <w:color w:val="D4D4D4"/>
+          <w:sz w:val="21"/>
+          <w:szCs w:val="21"/>
+          <w:lang w:val="en-US" w:eastAsia="pt-BR"/>
+        </w:rPr>
+      </w:pPr>
+      <w:r>
+        <w:rPr>
+          <w:rFonts w:ascii="Consolas" w:eastAsia="Times New Roman" w:hAnsi="Consolas" w:cs="Times New Roman"/>
+          <w:color w:val="808080"/>
+          <w:sz w:val="21"/>
+          <w:szCs w:val="21"/>
+          <w:lang w:val="en-US" w:eastAsia="pt-BR"/>
+        </w:rPr>
+        <w:t>&lt;</w:t>
+      </w:r>
+      <w:r>
+        <w:rPr>
+          <w:rFonts w:ascii="Consolas" w:eastAsia="Times New Roman" w:hAnsi="Consolas" w:cs="Times New Roman"/>
+          <w:color w:val="569CD6"/>
+          <w:sz w:val="21"/>
+          <w:szCs w:val="21"/>
+          <w:lang w:val="en-US" w:eastAsia="pt-BR"/>
+        </w:rPr>
+        <w:t>iframe</w:t>
+      </w:r>
+      <w:r>
+        <w:rPr>
+          <w:rFonts w:ascii="Consolas" w:eastAsia="Times New Roman" w:hAnsi="Consolas" w:cs="Times New Roman"/>
+          <w:color w:val="D4D4D4"/>
+          <w:sz w:val="21"/>
+          <w:szCs w:val="21"/>
+          <w:lang w:val="en-US" w:eastAsia="pt-BR"/>
+        </w:rPr>
+        <w:t xml:space="preserve"> </w:t>
+      </w:r>
+      <w:r>
+        <w:rPr>
+          <w:rFonts w:ascii="Consolas" w:eastAsia="Times New Roman" w:hAnsi="Consolas" w:cs="Times New Roman"/>
+          <w:color w:val="9CDCFE"/>
+          <w:sz w:val="21"/>
+          <w:szCs w:val="21"/>
+          <w:lang w:val="en-US" w:eastAsia="pt-BR"/>
+        </w:rPr>
+        <w:t>name</w:t>
+      </w:r>
+      <w:r>
+        <w:rPr>
+          <w:rFonts w:ascii="Consolas" w:eastAsia="Times New Roman" w:hAnsi="Consolas" w:cs="Times New Roman"/>
+          <w:color w:val="D4D4D4"/>
+          <w:sz w:val="21"/>
+          <w:szCs w:val="21"/>
+          <w:lang w:val="en-US" w:eastAsia="pt-BR"/>
+        </w:rPr>
+        <w:t>=</w:t>
+      </w:r>
+      <w:r>
+        <w:rPr>
+          <w:rFonts w:ascii="Consolas" w:eastAsia="Times New Roman" w:hAnsi="Consolas" w:cs="Times New Roman"/>
+          <w:color w:val="CE9178"/>
+          <w:sz w:val="21"/>
+          <w:szCs w:val="21"/>
+          <w:lang w:val="en-US" w:eastAsia="pt-BR"/>
+        </w:rPr>
+        <w:t>"</w:t>
+      </w:r>
+      <w:proofErr w:type="spellStart"/>
+      <w:r>
+        <w:rPr>
+          <w:rFonts w:ascii="Consolas" w:eastAsia="Times New Roman" w:hAnsi="Consolas" w:cs="Times New Roman"/>
+          <w:color w:val="CE9178"/>
+          <w:sz w:val="21"/>
+          <w:szCs w:val="21"/>
+          <w:lang w:val="en-US" w:eastAsia="pt-BR"/>
+        </w:rPr>
+        <w:t>tela</w:t>
+      </w:r>
+      <w:proofErr w:type="spellEnd"/>
+      <w:r>
+        <w:rPr>
+          <w:rFonts w:ascii="Consolas" w:eastAsia="Times New Roman" w:hAnsi="Consolas" w:cs="Times New Roman"/>
+          <w:color w:val="CE9178"/>
+          <w:sz w:val="21"/>
+          <w:szCs w:val="21"/>
+          <w:lang w:val="en-US" w:eastAsia="pt-BR"/>
+        </w:rPr>
+        <w:t>"</w:t>
+      </w:r>
+      <w:r>
+        <w:rPr>
+          <w:rFonts w:ascii="Consolas" w:eastAsia="Times New Roman" w:hAnsi="Consolas" w:cs="Times New Roman"/>
+          <w:color w:val="D4D4D4"/>
+          <w:sz w:val="21"/>
+          <w:szCs w:val="21"/>
+          <w:lang w:val="en-US" w:eastAsia="pt-BR"/>
+        </w:rPr>
+        <w:t xml:space="preserve"> </w:t>
+      </w:r>
+      <w:proofErr w:type="spellStart"/>
+      <w:r>
+        <w:rPr>
+          <w:rFonts w:ascii="Consolas" w:eastAsia="Times New Roman" w:hAnsi="Consolas" w:cs="Times New Roman"/>
+          <w:color w:val="9CDCFE"/>
+          <w:sz w:val="21"/>
+          <w:szCs w:val="21"/>
+          <w:lang w:val="en-US" w:eastAsia="pt-BR"/>
+        </w:rPr>
+        <w:t>src</w:t>
+      </w:r>
+      <w:proofErr w:type="spellEnd"/>
+      <w:r>
+        <w:rPr>
+          <w:rFonts w:ascii="Consolas" w:eastAsia="Times New Roman" w:hAnsi="Consolas" w:cs="Times New Roman"/>
+          <w:color w:val="D4D4D4"/>
+          <w:sz w:val="21"/>
+          <w:szCs w:val="21"/>
+          <w:lang w:val="en-US" w:eastAsia="pt-BR"/>
+        </w:rPr>
+        <w:t>=</w:t>
+      </w:r>
+      <w:r>
+        <w:rPr>
+          <w:rFonts w:ascii="Consolas" w:eastAsia="Times New Roman" w:hAnsi="Consolas" w:cs="Times New Roman"/>
+          <w:color w:val="CE9178"/>
+          <w:sz w:val="21"/>
+          <w:szCs w:val="21"/>
+          <w:lang w:val="en-US" w:eastAsia="pt-BR"/>
+        </w:rPr>
+        <w:t>"</w:t>
+      </w:r>
+      <w:proofErr w:type="spellStart"/>
+      <w:r>
+        <w:rPr>
+          <w:rFonts w:ascii="Consolas" w:eastAsia="Times New Roman" w:hAnsi="Consolas" w:cs="Times New Roman"/>
+          <w:color w:val="CE9178"/>
+          <w:sz w:val="21"/>
+          <w:szCs w:val="21"/>
+          <w:lang w:val="en-US" w:eastAsia="pt-BR"/>
+        </w:rPr>
+        <w:t>imagen</w:t>
+      </w:r>
+      <w:proofErr w:type="spellEnd"/>
+      <w:r>
+        <w:rPr>
+          <w:rFonts w:ascii="Consolas" w:eastAsia="Times New Roman" w:hAnsi="Consolas" w:cs="Times New Roman"/>
+          <w:color w:val="CE9178"/>
+          <w:sz w:val="21"/>
+          <w:szCs w:val="21"/>
+          <w:lang w:val="en-US" w:eastAsia="pt-BR"/>
+        </w:rPr>
+        <w:t>/imagen1.jpeg"</w:t>
+      </w:r>
+      <w:r>
+        <w:rPr>
+          <w:rFonts w:ascii="Consolas" w:eastAsia="Times New Roman" w:hAnsi="Consolas" w:cs="Times New Roman"/>
+          <w:color w:val="D4D4D4"/>
+          <w:sz w:val="21"/>
+          <w:szCs w:val="21"/>
+          <w:lang w:val="en-US" w:eastAsia="pt-BR"/>
+        </w:rPr>
+        <w:t xml:space="preserve"> </w:t>
+      </w:r>
+      <w:r>
+        <w:rPr>
+          <w:rFonts w:ascii="Consolas" w:eastAsia="Times New Roman" w:hAnsi="Consolas" w:cs="Times New Roman"/>
+          <w:color w:val="808080"/>
+          <w:sz w:val="21"/>
+          <w:szCs w:val="21"/>
+          <w:lang w:val="en-US" w:eastAsia="pt-BR"/>
+        </w:rPr>
+        <w:t>&gt;&lt;/</w:t>
+      </w:r>
+      <w:r>
+        <w:rPr>
+          <w:rFonts w:ascii="Consolas" w:eastAsia="Times New Roman" w:hAnsi="Consolas" w:cs="Times New Roman"/>
+          <w:color w:val="569CD6"/>
+          <w:sz w:val="21"/>
+          <w:szCs w:val="21"/>
+          <w:lang w:val="en-US" w:eastAsia="pt-BR"/>
+        </w:rPr>
+        <w:t>iframe</w:t>
+      </w:r>
+      <w:r>
+        <w:rPr>
+          <w:rFonts w:ascii="Consolas" w:eastAsia="Times New Roman" w:hAnsi="Consolas" w:cs="Times New Roman"/>
+          <w:color w:val="808080"/>
+          <w:sz w:val="21"/>
+          <w:szCs w:val="21"/>
+          <w:lang w:val="en-US" w:eastAsia="pt-BR"/>
+        </w:rPr>
+        <w:t>&gt;</w:t>
+      </w:r>
+    </w:p>
+    <w:p>
+      <w:pPr>
+        <w:pStyle w:val="Ttulo1"/>
+        <w:shd w:val="clear" w:color="auto" w:fill="FFFFFF"/>
+        <w:spacing w:before="0" w:beforeAutospacing="0" w:after="120" w:afterAutospacing="0"/>
+        <w:textAlignment w:val="baseline"/>
+        <w:rPr>
+          <w:rFonts w:ascii="Arial" w:hAnsi="Arial" w:cs="Arial"/>
+          <w:b w:val="0"/>
+          <w:sz w:val="24"/>
+          <w:szCs w:val="24"/>
+          <w:lang w:val="en-US"/>
+        </w:rPr>
+      </w:pPr>
+    </w:p>
+    <w:p>
+      <w:pPr>
+        <w:shd w:val="clear" w:color="auto" w:fill="1E1E1E"/>
+        <w:spacing w:after="0" w:line="285" w:lineRule="atLeast"/>
+        <w:rPr>
+          <w:rFonts w:ascii="Consolas" w:eastAsia="Times New Roman" w:hAnsi="Consolas" w:cs="Times New Roman"/>
+          <w:color w:val="D4D4D4"/>
+          <w:sz w:val="21"/>
+          <w:szCs w:val="21"/>
+          <w:lang w:eastAsia="pt-BR"/>
+        </w:rPr>
+      </w:pPr>
+      <w:r>
+        <w:rPr>
+          <w:rFonts w:ascii="Consolas" w:eastAsia="Times New Roman" w:hAnsi="Consolas" w:cs="Times New Roman"/>
+          <w:color w:val="808080"/>
+          <w:sz w:val="21"/>
+          <w:szCs w:val="21"/>
+          <w:lang w:eastAsia="pt-BR"/>
+        </w:rPr>
+        <w:t>&lt;</w:t>
+      </w:r>
+      <w:proofErr w:type="spellStart"/>
+      <w:proofErr w:type="gramStart"/>
+      <w:r>
+        <w:rPr>
+          <w:rFonts w:ascii="Consolas" w:eastAsia="Times New Roman" w:hAnsi="Consolas" w:cs="Times New Roman"/>
+          <w:color w:val="569CD6"/>
+          <w:sz w:val="21"/>
+          <w:szCs w:val="21"/>
+          <w:lang w:eastAsia="pt-BR"/>
+        </w:rPr>
+        <w:t>iframe</w:t>
+      </w:r>
+      <w:proofErr w:type="spellEnd"/>
+      <w:proofErr w:type="gramEnd"/>
+      <w:r>
+        <w:rPr>
+          <w:rFonts w:ascii="Consolas" w:eastAsia="Times New Roman" w:hAnsi="Consolas" w:cs="Times New Roman"/>
+          <w:color w:val="D4D4D4"/>
+          <w:sz w:val="21"/>
+          <w:szCs w:val="21"/>
+          <w:lang w:eastAsia="pt-BR"/>
+        </w:rPr>
+        <w:t xml:space="preserve"> </w:t>
+      </w:r>
+      <w:proofErr w:type="spellStart"/>
+      <w:r>
+        <w:rPr>
+          <w:rFonts w:ascii="Consolas" w:eastAsia="Times New Roman" w:hAnsi="Consolas" w:cs="Times New Roman"/>
+          <w:color w:val="9CDCFE"/>
+          <w:sz w:val="21"/>
+          <w:szCs w:val="21"/>
+          <w:lang w:eastAsia="pt-BR"/>
+        </w:rPr>
+        <w:t>name</w:t>
+      </w:r>
+      <w:proofErr w:type="spellEnd"/>
+      <w:r>
+        <w:rPr>
+          <w:rFonts w:ascii="Consolas" w:eastAsia="Times New Roman" w:hAnsi="Consolas" w:cs="Times New Roman"/>
+          <w:color w:val="D4D4D4"/>
+          <w:sz w:val="21"/>
+          <w:szCs w:val="21"/>
+          <w:lang w:eastAsia="pt-BR"/>
+        </w:rPr>
+        <w:t>=</w:t>
+      </w:r>
+      <w:r>
+        <w:rPr>
+          <w:rFonts w:ascii="Consolas" w:eastAsia="Times New Roman" w:hAnsi="Consolas" w:cs="Times New Roman"/>
+          <w:color w:val="CE9178"/>
+          <w:sz w:val="21"/>
+          <w:szCs w:val="21"/>
+          <w:lang w:eastAsia="pt-BR"/>
+        </w:rPr>
+        <w:t>"tela"</w:t>
+      </w:r>
+      <w:r>
+        <w:rPr>
+          <w:rFonts w:ascii="Consolas" w:eastAsia="Times New Roman" w:hAnsi="Consolas" w:cs="Times New Roman"/>
+          <w:color w:val="D4D4D4"/>
+          <w:sz w:val="21"/>
+          <w:szCs w:val="21"/>
+          <w:lang w:eastAsia="pt-BR"/>
+        </w:rPr>
+        <w:t xml:space="preserve"> </w:t>
+      </w:r>
+      <w:proofErr w:type="spellStart"/>
+      <w:r>
+        <w:rPr>
+          <w:rFonts w:ascii="Consolas" w:eastAsia="Times New Roman" w:hAnsi="Consolas" w:cs="Times New Roman"/>
+          <w:color w:val="9CDCFE"/>
+          <w:sz w:val="21"/>
+          <w:szCs w:val="21"/>
+          <w:lang w:eastAsia="pt-BR"/>
+        </w:rPr>
+        <w:t>srcdoc</w:t>
+      </w:r>
+      <w:proofErr w:type="spellEnd"/>
+      <w:r>
+        <w:rPr>
+          <w:rFonts w:ascii="Consolas" w:eastAsia="Times New Roman" w:hAnsi="Consolas" w:cs="Times New Roman"/>
+          <w:color w:val="D4D4D4"/>
+          <w:sz w:val="21"/>
+          <w:szCs w:val="21"/>
+          <w:lang w:eastAsia="pt-BR"/>
+        </w:rPr>
+        <w:t>=</w:t>
+      </w:r>
+      <w:r>
+        <w:rPr>
+          <w:rFonts w:ascii="Consolas" w:eastAsia="Times New Roman" w:hAnsi="Consolas" w:cs="Times New Roman"/>
+          <w:color w:val="CE9178"/>
+          <w:sz w:val="21"/>
+          <w:szCs w:val="21"/>
+          <w:lang w:eastAsia="pt-BR"/>
+        </w:rPr>
+        <w:t xml:space="preserve">"clique no links a cima para abrir </w:t>
+      </w:r>
+      <w:proofErr w:type="spellStart"/>
+      <w:r>
+        <w:rPr>
+          <w:rFonts w:ascii="Consolas" w:eastAsia="Times New Roman" w:hAnsi="Consolas" w:cs="Times New Roman"/>
+          <w:color w:val="CE9178"/>
+          <w:sz w:val="21"/>
+          <w:szCs w:val="21"/>
+          <w:lang w:eastAsia="pt-BR"/>
+        </w:rPr>
+        <w:t>paginas</w:t>
+      </w:r>
+      <w:proofErr w:type="spellEnd"/>
+      <w:r>
+        <w:rPr>
+          <w:rFonts w:ascii="Consolas" w:eastAsia="Times New Roman" w:hAnsi="Consolas" w:cs="Times New Roman"/>
+          <w:color w:val="CE9178"/>
+          <w:sz w:val="21"/>
+          <w:szCs w:val="21"/>
+          <w:lang w:eastAsia="pt-BR"/>
+        </w:rPr>
+        <w:t>"</w:t>
+      </w:r>
+      <w:r>
+        <w:rPr>
+          <w:rFonts w:ascii="Consolas" w:eastAsia="Times New Roman" w:hAnsi="Consolas" w:cs="Times New Roman"/>
+          <w:color w:val="D4D4D4"/>
+          <w:sz w:val="21"/>
+          <w:szCs w:val="21"/>
+          <w:lang w:eastAsia="pt-BR"/>
+        </w:rPr>
+        <w:t xml:space="preserve"> </w:t>
+      </w:r>
+      <w:r>
+        <w:rPr>
+          <w:rFonts w:ascii="Consolas" w:eastAsia="Times New Roman" w:hAnsi="Consolas" w:cs="Times New Roman"/>
+          <w:color w:val="808080"/>
+          <w:sz w:val="21"/>
+          <w:szCs w:val="21"/>
+          <w:lang w:eastAsia="pt-BR"/>
+        </w:rPr>
+        <w:t>&gt;&lt;/</w:t>
+      </w:r>
+      <w:proofErr w:type="spellStart"/>
+      <w:r>
+        <w:rPr>
+          <w:rFonts w:ascii="Consolas" w:eastAsia="Times New Roman" w:hAnsi="Consolas" w:cs="Times New Roman"/>
+          <w:color w:val="569CD6"/>
+          <w:sz w:val="21"/>
+          <w:szCs w:val="21"/>
+          <w:lang w:eastAsia="pt-BR"/>
+        </w:rPr>
+        <w:t>iframe</w:t>
+      </w:r>
+      <w:proofErr w:type="spellEnd"/>
+      <w:r>
+        <w:rPr>
+          <w:rFonts w:ascii="Consolas" w:eastAsia="Times New Roman" w:hAnsi="Consolas" w:cs="Times New Roman"/>
+          <w:color w:val="808080"/>
+          <w:sz w:val="21"/>
+          <w:szCs w:val="21"/>
+          <w:lang w:eastAsia="pt-BR"/>
+        </w:rPr>
+        <w:t>&gt;</w:t>
+      </w:r>
+    </w:p>
+    <w:p>
+      <w:pPr>
+        <w:pStyle w:val="Ttulo1"/>
+        <w:shd w:val="clear" w:color="auto" w:fill="FFFFFF"/>
+        <w:spacing w:before="0" w:beforeAutospacing="0" w:after="120" w:afterAutospacing="0"/>
+        <w:textAlignment w:val="baseline"/>
+        <w:rPr>
+          <w:rFonts w:ascii="Arial" w:hAnsi="Arial" w:cs="Arial"/>
+          <w:b w:val="0"/>
+          <w:sz w:val="24"/>
+          <w:szCs w:val="24"/>
+        </w:rPr>
+      </w:pPr>
       <w:bookmarkStart w:id="0" w:name="_GoBack"/>
       <w:bookmarkEnd w:id="0"/>
       <w:r>
         <w:rPr>
           <w:rFonts w:ascii="Arial" w:hAnsi="Arial" w:cs="Arial"/>
           <w:b w:val="0"/>
-          <w:sz w:val="28"/>
-          <w:szCs w:val="28"/>
-        </w:rPr>
-        <w:t>me</w:t>
-      </w:r>
-      <w:proofErr w:type="spellEnd"/>
-      <w:r>
-        <w:rPr>
-          <w:rFonts w:ascii="Arial" w:hAnsi="Arial" w:cs="Arial"/>
-          <w:b w:val="0"/>
-          <w:sz w:val="28"/>
-          <w:szCs w:val="28"/>
-        </w:rPr>
-        <w:t>.</w:t>
+          <w:sz w:val="24"/>
+          <w:szCs w:val="24"/>
+        </w:rPr>
+        <w:t xml:space="preserve"> </w:t>
       </w:r>
     </w:p>
     <w:p>
@@ -1956,4 +3479,16 @@
     </a:ext>
   </a:extLst>
 </a:theme>
+</file>
+
+<file path=customXml/item1.xml><?xml version="1.0" encoding="utf-8"?>
+<b:Sources xmlns:b="http://schemas.openxmlformats.org/officeDocument/2006/bibliography" xmlns="http://schemas.openxmlformats.org/officeDocument/2006/bibliography" SelectedStyle="\APASixthEditionOfficeOnline.xsl" StyleName="APA" Version="6"/>
+</file>
+
+<file path=customXml/itemProps1.xml><?xml version="1.0" encoding="utf-8"?>
+<ds:datastoreItem xmlns:ds="http://schemas.openxmlformats.org/officeDocument/2006/customXml" ds:itemID="{426DF63C-0D9E-4703-9C84-2C59A0A101A4}">
+  <ds:schemaRefs>
+    <ds:schemaRef ds:uri="http://schemas.openxmlformats.org/officeDocument/2006/bibliography"/>
+  </ds:schemaRefs>
+</ds:datastoreItem>
 </file>